--- a/generateur/tests/fixtures/cp_garanties_test.docx
+++ b/generateur/tests/fixtures/cp_garanties_test.docx
@@ -282,7 +282,7 @@
     </w:tbl>
     <w:p>
       <w:r>
-        <w:t>Primes : nette {{ prime.nette | montant }} ; accessoires {{ prime.accessoires | montant }} ; taxe ({{ prime.taux_taxe | pct }}) {{ prime.taxe | montant }} ; TOTAL TTC {{ prime.ttc | montant }} F CFA, soit {{ prime.ttc | lettres }}.</w:t>
+        <w:t>Primes : nette {{ prime.nette | montant }} ; accessoires {{ prime.accessoires | montant }} ; taxe {{ prime.taxe | montant }} ; TOTAL TTC {{ prime.ttc | montant }} F CFA, soit {{ prime.ttc | lettres }}.</w:t>
       </w:r>
     </w:p>
     <w:p>
